--- a/2-需求规格说明与评审/3-需求规格说明.docx
+++ b/2-需求规格说明与评审/3-需求规格说明.docx
@@ -2938,8 +2938,8 @@
           <w:rFonts w:hint="default" w:ascii="Times New Roman" w:hAnsi="Times New Roman" w:eastAsia="宋体" w:cs="Times New Roman"/>
         </w:rPr>
       </w:pPr>
-      <w:bookmarkStart w:id="9" w:name="_术语定义"/>
-      <w:bookmarkStart w:id="10" w:name="_Toc19359"/>
+      <w:bookmarkStart w:id="9" w:name="_Toc19359"/>
+      <w:bookmarkStart w:id="10" w:name="_术语定义"/>
       <w:r>
         <w:rPr>
           <w:rFonts w:hint="default" w:ascii="Times New Roman" w:hAnsi="Times New Roman" w:eastAsia="宋体" w:cs="Times New Roman"/>
@@ -3252,8 +3252,8 @@
           <w:rFonts w:hint="default" w:ascii="Times New Roman" w:hAnsi="Times New Roman" w:eastAsia="宋体" w:cs="Times New Roman"/>
         </w:rPr>
       </w:pPr>
-      <w:bookmarkStart w:id="11" w:name="_Toc3167"/>
-      <w:bookmarkStart w:id="12" w:name="_总体概述"/>
+      <w:bookmarkStart w:id="11" w:name="_总体概述"/>
+      <w:bookmarkStart w:id="12" w:name="_Toc3167"/>
       <w:r>
         <w:rPr>
           <w:rFonts w:hint="default" w:ascii="Times New Roman" w:hAnsi="Times New Roman" w:eastAsia="宋体" w:cs="Times New Roman"/>
@@ -3270,8 +3270,8 @@
           <w:rFonts w:hint="default" w:ascii="Times New Roman" w:hAnsi="Times New Roman" w:eastAsia="宋体" w:cs="Times New Roman"/>
         </w:rPr>
       </w:pPr>
-      <w:bookmarkStart w:id="13" w:name="_用户分类"/>
-      <w:bookmarkStart w:id="14" w:name="_Toc24491"/>
+      <w:bookmarkStart w:id="13" w:name="_Toc24491"/>
+      <w:bookmarkStart w:id="14" w:name="_用户分类"/>
       <w:r>
         <w:rPr>
           <w:rFonts w:hint="default" w:ascii="Times New Roman" w:hAnsi="Times New Roman" w:eastAsia="宋体" w:cs="Times New Roman"/>
@@ -3300,14 +3300,6 @@
         <w:gridCol w:w="2952"/>
       </w:tblGrid>
       <w:tr>
-        <w:tblPrEx>
-          <w:tblCellMar>
-            <w:top w:w="0" w:type="dxa"/>
-            <w:left w:w="108" w:type="dxa"/>
-            <w:bottom w:w="0" w:type="dxa"/>
-            <w:right w:w="108" w:type="dxa"/>
-          </w:tblCellMar>
-        </w:tblPrEx>
         <w:trPr>
           <w:tblHeader/>
         </w:trPr>
@@ -3542,8 +3534,8 @@
           <w:rFonts w:hint="default" w:ascii="Times New Roman" w:hAnsi="Times New Roman" w:eastAsia="宋体" w:cs="Times New Roman"/>
         </w:rPr>
       </w:pPr>
-      <w:bookmarkStart w:id="15" w:name="_Toc400"/>
-      <w:bookmarkStart w:id="16" w:name="_运行环境"/>
+      <w:bookmarkStart w:id="15" w:name="_运行环境"/>
+      <w:bookmarkStart w:id="16" w:name="_Toc400"/>
       <w:r>
         <w:rPr>
           <w:rFonts w:hint="default" w:ascii="Times New Roman" w:hAnsi="Times New Roman" w:eastAsia="宋体" w:cs="Times New Roman"/>
@@ -3930,8 +3922,8 @@
           <w:rFonts w:hint="default" w:ascii="Times New Roman" w:hAnsi="Times New Roman" w:eastAsia="宋体" w:cs="Times New Roman"/>
         </w:rPr>
       </w:pPr>
-      <w:bookmarkStart w:id="17" w:name="_设计约束"/>
-      <w:bookmarkStart w:id="18" w:name="_Toc29489"/>
+      <w:bookmarkStart w:id="17" w:name="_Toc29489"/>
+      <w:bookmarkStart w:id="18" w:name="_设计约束"/>
       <w:r>
         <w:rPr>
           <w:rFonts w:hint="default" w:ascii="Times New Roman" w:hAnsi="Times New Roman" w:eastAsia="宋体" w:cs="Times New Roman"/>
@@ -4429,8 +4421,8 @@
           <w:rFonts w:hint="default" w:ascii="Times New Roman" w:hAnsi="Times New Roman" w:eastAsia="宋体" w:cs="Times New Roman"/>
         </w:rPr>
       </w:pPr>
-      <w:bookmarkStart w:id="21" w:name="_1f0f9e35856339e28fa5f1f6cdd79e2302147ac"/>
-      <w:bookmarkStart w:id="22" w:name="_Toc31517"/>
+      <w:bookmarkStart w:id="21" w:name="_Toc31517"/>
+      <w:bookmarkStart w:id="22" w:name="_1f0f9e35856339e28fa5f1f6cdd79e2302147ac"/>
       <w:r>
         <w:rPr>
           <w:rFonts w:hint="default" w:ascii="Times New Roman" w:hAnsi="Times New Roman" w:eastAsia="宋体" w:cs="Times New Roman"/>
@@ -4471,8 +4463,8 @@
       </w:tblPr>
       <w:tblGrid>
         <w:gridCol w:w="957"/>
-        <w:gridCol w:w="957"/>
-        <w:gridCol w:w="4549"/>
+        <w:gridCol w:w="2789"/>
+        <w:gridCol w:w="2717"/>
         <w:gridCol w:w="2393"/>
       </w:tblGrid>
       <w:tr>
@@ -4491,6 +4483,7 @@
           <w:p>
             <w:pPr>
               <w:pStyle w:val="27"/>
+              <w:jc w:val="center"/>
               <w:rPr>
                 <w:rFonts w:hint="default" w:ascii="Times New Roman" w:hAnsi="Times New Roman" w:eastAsia="宋体" w:cs="Times New Roman"/>
               </w:rPr>
@@ -4504,9 +4497,13 @@
           </w:p>
         </w:tc>
         <w:tc>
-          <w:p>
-            <w:pPr>
-              <w:pStyle w:val="27"/>
+          <w:tcPr>
+            <w:tcW w:w="1574" w:type="pct"/>
+          </w:tcPr>
+          <w:p>
+            <w:pPr>
+              <w:pStyle w:val="27"/>
+              <w:jc w:val="center"/>
               <w:rPr>
                 <w:rFonts w:hint="default" w:ascii="Times New Roman" w:hAnsi="Times New Roman" w:eastAsia="宋体" w:cs="Times New Roman"/>
               </w:rPr>
@@ -4520,9 +4517,13 @@
           </w:p>
         </w:tc>
         <w:tc>
-          <w:p>
-            <w:pPr>
-              <w:pStyle w:val="27"/>
+          <w:tcPr>
+            <w:tcW w:w="1533" w:type="pct"/>
+          </w:tcPr>
+          <w:p>
+            <w:pPr>
+              <w:pStyle w:val="27"/>
+              <w:jc w:val="center"/>
               <w:rPr>
                 <w:rFonts w:hint="default" w:ascii="Times New Roman" w:hAnsi="Times New Roman" w:eastAsia="宋体" w:cs="Times New Roman"/>
               </w:rPr>
@@ -4539,6 +4540,7 @@
           <w:p>
             <w:pPr>
               <w:pStyle w:val="27"/>
+              <w:jc w:val="center"/>
               <w:rPr>
                 <w:rFonts w:hint="default" w:ascii="Times New Roman" w:hAnsi="Times New Roman" w:eastAsia="宋体" w:cs="Times New Roman"/>
               </w:rPr>
@@ -4565,6 +4567,7 @@
           <w:p>
             <w:pPr>
               <w:pStyle w:val="27"/>
+              <w:jc w:val="center"/>
               <w:rPr>
                 <w:rFonts w:hint="default" w:ascii="Times New Roman" w:hAnsi="Times New Roman" w:eastAsia="宋体" w:cs="Times New Roman"/>
               </w:rPr>
@@ -4578,9 +4581,13 @@
           </w:p>
         </w:tc>
         <w:tc>
-          <w:p>
-            <w:pPr>
-              <w:pStyle w:val="27"/>
+          <w:tcPr>
+            <w:tcW w:w="1574" w:type="pct"/>
+          </w:tcPr>
+          <w:p>
+            <w:pPr>
+              <w:pStyle w:val="27"/>
+              <w:jc w:val="center"/>
               <w:rPr>
                 <w:rFonts w:hint="default" w:ascii="Times New Roman" w:hAnsi="Times New Roman" w:eastAsia="宋体" w:cs="Times New Roman"/>
               </w:rPr>
@@ -4594,9 +4601,13 @@
           </w:p>
         </w:tc>
         <w:tc>
-          <w:p>
-            <w:pPr>
-              <w:pStyle w:val="27"/>
+          <w:tcPr>
+            <w:tcW w:w="1533" w:type="pct"/>
+          </w:tcPr>
+          <w:p>
+            <w:pPr>
+              <w:pStyle w:val="27"/>
+              <w:jc w:val="center"/>
               <w:rPr>
                 <w:rFonts w:hint="default" w:ascii="Times New Roman" w:hAnsi="Times New Roman" w:eastAsia="宋体" w:cs="Times New Roman"/>
               </w:rPr>
@@ -4613,6 +4624,7 @@
           <w:p>
             <w:pPr>
               <w:pStyle w:val="27"/>
+              <w:jc w:val="center"/>
               <w:rPr>
                 <w:rFonts w:hint="default" w:ascii="Times New Roman" w:hAnsi="Times New Roman" w:eastAsia="宋体" w:cs="Times New Roman"/>
               </w:rPr>
@@ -4639,6 +4651,7 @@
           <w:p>
             <w:pPr>
               <w:pStyle w:val="27"/>
+              <w:jc w:val="center"/>
               <w:rPr>
                 <w:rFonts w:hint="default" w:ascii="Times New Roman" w:hAnsi="Times New Roman" w:eastAsia="宋体" w:cs="Times New Roman"/>
               </w:rPr>
@@ -4652,9 +4665,13 @@
           </w:p>
         </w:tc>
         <w:tc>
-          <w:p>
-            <w:pPr>
-              <w:pStyle w:val="27"/>
+          <w:tcPr>
+            <w:tcW w:w="1574" w:type="pct"/>
+          </w:tcPr>
+          <w:p>
+            <w:pPr>
+              <w:pStyle w:val="27"/>
+              <w:jc w:val="center"/>
               <w:rPr>
                 <w:rFonts w:hint="default" w:ascii="Times New Roman" w:hAnsi="Times New Roman" w:eastAsia="宋体" w:cs="Times New Roman"/>
               </w:rPr>
@@ -4668,9 +4685,13 @@
           </w:p>
         </w:tc>
         <w:tc>
-          <w:p>
-            <w:pPr>
-              <w:pStyle w:val="27"/>
+          <w:tcPr>
+            <w:tcW w:w="1533" w:type="pct"/>
+          </w:tcPr>
+          <w:p>
+            <w:pPr>
+              <w:pStyle w:val="27"/>
+              <w:jc w:val="center"/>
               <w:rPr>
                 <w:rFonts w:hint="default" w:ascii="Times New Roman" w:hAnsi="Times New Roman" w:eastAsia="宋体" w:cs="Times New Roman"/>
               </w:rPr>
@@ -4687,6 +4708,7 @@
           <w:p>
             <w:pPr>
               <w:pStyle w:val="27"/>
+              <w:jc w:val="center"/>
               <w:rPr>
                 <w:rFonts w:hint="default" w:ascii="Times New Roman" w:hAnsi="Times New Roman" w:eastAsia="宋体" w:cs="Times New Roman"/>
               </w:rPr>
@@ -4713,6 +4735,7 @@
           <w:p>
             <w:pPr>
               <w:pStyle w:val="27"/>
+              <w:jc w:val="center"/>
               <w:rPr>
                 <w:rFonts w:hint="default" w:ascii="Times New Roman" w:hAnsi="Times New Roman" w:eastAsia="宋体" w:cs="Times New Roman"/>
               </w:rPr>
@@ -4726,9 +4749,13 @@
           </w:p>
         </w:tc>
         <w:tc>
-          <w:p>
-            <w:pPr>
-              <w:pStyle w:val="27"/>
+          <w:tcPr>
+            <w:tcW w:w="1574" w:type="pct"/>
+          </w:tcPr>
+          <w:p>
+            <w:pPr>
+              <w:pStyle w:val="27"/>
+              <w:jc w:val="center"/>
               <w:rPr>
                 <w:rFonts w:hint="default" w:ascii="Times New Roman" w:hAnsi="Times New Roman" w:eastAsia="宋体" w:cs="Times New Roman"/>
               </w:rPr>
@@ -4742,9 +4769,13 @@
           </w:p>
         </w:tc>
         <w:tc>
-          <w:p>
-            <w:pPr>
-              <w:pStyle w:val="27"/>
+          <w:tcPr>
+            <w:tcW w:w="1533" w:type="pct"/>
+          </w:tcPr>
+          <w:p>
+            <w:pPr>
+              <w:pStyle w:val="27"/>
+              <w:jc w:val="center"/>
               <w:rPr>
                 <w:rFonts w:hint="default" w:ascii="Times New Roman" w:hAnsi="Times New Roman" w:eastAsia="宋体" w:cs="Times New Roman"/>
               </w:rPr>
@@ -4761,6 +4792,7 @@
           <w:p>
             <w:pPr>
               <w:pStyle w:val="27"/>
+              <w:jc w:val="center"/>
               <w:rPr>
                 <w:rFonts w:hint="default" w:ascii="Times New Roman" w:hAnsi="Times New Roman" w:eastAsia="宋体" w:cs="Times New Roman"/>
               </w:rPr>
@@ -4787,6 +4819,7 @@
           <w:p>
             <w:pPr>
               <w:pStyle w:val="27"/>
+              <w:jc w:val="center"/>
               <w:rPr>
                 <w:rFonts w:hint="default" w:ascii="Times New Roman" w:hAnsi="Times New Roman" w:eastAsia="宋体" w:cs="Times New Roman"/>
               </w:rPr>
@@ -4800,9 +4833,13 @@
           </w:p>
         </w:tc>
         <w:tc>
-          <w:p>
-            <w:pPr>
-              <w:pStyle w:val="27"/>
+          <w:tcPr>
+            <w:tcW w:w="1574" w:type="pct"/>
+          </w:tcPr>
+          <w:p>
+            <w:pPr>
+              <w:pStyle w:val="27"/>
+              <w:jc w:val="center"/>
               <w:rPr>
                 <w:rFonts w:hint="default" w:ascii="Times New Roman" w:hAnsi="Times New Roman" w:eastAsia="宋体" w:cs="Times New Roman"/>
               </w:rPr>
@@ -4816,9 +4853,13 @@
           </w:p>
         </w:tc>
         <w:tc>
-          <w:p>
-            <w:pPr>
-              <w:pStyle w:val="27"/>
+          <w:tcPr>
+            <w:tcW w:w="1533" w:type="pct"/>
+          </w:tcPr>
+          <w:p>
+            <w:pPr>
+              <w:pStyle w:val="27"/>
+              <w:jc w:val="center"/>
               <w:rPr>
                 <w:rFonts w:hint="default" w:ascii="Times New Roman" w:hAnsi="Times New Roman" w:eastAsia="宋体" w:cs="Times New Roman"/>
               </w:rPr>
@@ -4835,6 +4876,7 @@
           <w:p>
             <w:pPr>
               <w:pStyle w:val="27"/>
+              <w:jc w:val="center"/>
               <w:rPr>
                 <w:rFonts w:hint="default" w:ascii="Times New Roman" w:hAnsi="Times New Roman" w:eastAsia="宋体" w:cs="Times New Roman"/>
               </w:rPr>
@@ -4861,6 +4903,7 @@
           <w:p>
             <w:pPr>
               <w:pStyle w:val="27"/>
+              <w:jc w:val="center"/>
               <w:rPr>
                 <w:rFonts w:hint="default" w:ascii="Times New Roman" w:hAnsi="Times New Roman" w:eastAsia="宋体" w:cs="Times New Roman"/>
               </w:rPr>
@@ -4874,9 +4917,13 @@
           </w:p>
         </w:tc>
         <w:tc>
-          <w:p>
-            <w:pPr>
-              <w:pStyle w:val="27"/>
+          <w:tcPr>
+            <w:tcW w:w="1574" w:type="pct"/>
+          </w:tcPr>
+          <w:p>
+            <w:pPr>
+              <w:pStyle w:val="27"/>
+              <w:jc w:val="center"/>
               <w:rPr>
                 <w:rFonts w:hint="default" w:ascii="Times New Roman" w:hAnsi="Times New Roman" w:eastAsia="宋体" w:cs="Times New Roman"/>
               </w:rPr>
@@ -4890,9 +4937,13 @@
           </w:p>
         </w:tc>
         <w:tc>
-          <w:p>
-            <w:pPr>
-              <w:pStyle w:val="27"/>
+          <w:tcPr>
+            <w:tcW w:w="1533" w:type="pct"/>
+          </w:tcPr>
+          <w:p>
+            <w:pPr>
+              <w:pStyle w:val="27"/>
+              <w:jc w:val="center"/>
               <w:rPr>
                 <w:rFonts w:hint="default" w:ascii="Times New Roman" w:hAnsi="Times New Roman" w:eastAsia="宋体" w:cs="Times New Roman"/>
               </w:rPr>
@@ -4909,6 +4960,7 @@
           <w:p>
             <w:pPr>
               <w:pStyle w:val="27"/>
+              <w:jc w:val="center"/>
               <w:rPr>
                 <w:rFonts w:hint="default" w:ascii="Times New Roman" w:hAnsi="Times New Roman" w:eastAsia="宋体" w:cs="Times New Roman"/>
               </w:rPr>
@@ -4958,14 +5010,6 @@
         <w:gridCol w:w="3220"/>
       </w:tblGrid>
       <w:tr>
-        <w:tblPrEx>
-          <w:tblCellMar>
-            <w:top w:w="0" w:type="dxa"/>
-            <w:left w:w="108" w:type="dxa"/>
-            <w:bottom w:w="0" w:type="dxa"/>
-            <w:right w:w="108" w:type="dxa"/>
-          </w:tblCellMar>
-        </w:tblPrEx>
         <w:trPr>
           <w:tblHeader/>
         </w:trPr>
@@ -6385,8 +6429,6 @@
           <w:rFonts w:hint="default" w:ascii="Times New Roman" w:hAnsi="Times New Roman" w:eastAsia="宋体" w:cs="Times New Roman"/>
         </w:rPr>
       </w:pPr>
-      <w:bookmarkStart w:id="77" w:name="_GoBack"/>
-      <w:bookmarkEnd w:id="77"/>
       <w:r>
         <w:rPr>
           <w:rFonts w:hint="default" w:ascii="Times New Roman" w:hAnsi="Times New Roman" w:eastAsia="宋体" w:cs="Times New Roman"/>
@@ -6939,6 +6981,14 @@
         </w:tc>
       </w:tr>
       <w:tr>
+        <w:tblPrEx>
+          <w:tblCellMar>
+            <w:top w:w="0" w:type="dxa"/>
+            <w:left w:w="108" w:type="dxa"/>
+            <w:bottom w:w="0" w:type="dxa"/>
+            <w:right w:w="108" w:type="dxa"/>
+          </w:tblCellMar>
+        </w:tblPrEx>
         <w:tc>
           <w:p>
             <w:pPr>
@@ -7889,8 +7939,8 @@
           <w:rFonts w:hint="default" w:ascii="Times New Roman" w:hAnsi="Times New Roman" w:eastAsia="宋体" w:cs="Times New Roman"/>
         </w:rPr>
       </w:pPr>
-      <w:bookmarkStart w:id="28" w:name="_Toc23468"/>
-      <w:bookmarkStart w:id="29" w:name="_a8e8b6d1b8bff0602fcc09b6363be0d806a6739"/>
+      <w:bookmarkStart w:id="28" w:name="_a8e8b6d1b8bff0602fcc09b6363be0d806a6739"/>
+      <w:bookmarkStart w:id="29" w:name="_Toc23468"/>
       <w:r>
         <w:rPr>
           <w:rFonts w:hint="default" w:ascii="Times New Roman" w:hAnsi="Times New Roman" w:eastAsia="宋体" w:cs="Times New Roman"/>
@@ -9268,6 +9318,14 @@
         </w:tc>
       </w:tr>
       <w:tr>
+        <w:tblPrEx>
+          <w:tblCellMar>
+            <w:top w:w="0" w:type="dxa"/>
+            <w:left w:w="108" w:type="dxa"/>
+            <w:bottom w:w="0" w:type="dxa"/>
+            <w:right w:w="108" w:type="dxa"/>
+          </w:tblCellMar>
+        </w:tblPrEx>
         <w:tc>
           <w:p>
             <w:pPr>
@@ -9999,7 +10057,8 @@
             <w:pPr>
               <w:pStyle w:val="27"/>
               <w:rPr>
-                <w:rFonts w:hint="default" w:ascii="Times New Roman" w:hAnsi="Times New Roman" w:eastAsia="宋体" w:cs="Times New Roman"/>
+                <w:rFonts w:hint="eastAsia" w:ascii="Times New Roman" w:hAnsi="Times New Roman" w:eastAsia="宋体" w:cs="Times New Roman"/>
+                <w:lang w:eastAsia="zh-CN"/>
               </w:rPr>
             </w:pPr>
             <w:r>
@@ -10042,7 +10101,14 @@
               <w:rPr>
                 <w:rFonts w:hint="default" w:ascii="Times New Roman" w:hAnsi="Times New Roman" w:eastAsia="宋体" w:cs="Times New Roman"/>
               </w:rPr>
-              <w:t xml:space="preserve"> borrow_record.status = RETURNED、actual_return_time 有值、overdue_days = 1；book_inventory.available_qty +1；reader_account.borrowed_count -1；reader_account.status = RESTRICTED</w:t>
+              <w:t xml:space="preserve"> borrow_record.status = RETURNED、actual_return_time 有值、overdue_days = 1；book_inventory.available_qty +1；reader_account.borrowed_count -1；reader_account.status = </w:t>
+            </w:r>
+            <w:r>
+              <w:rPr>
+                <w:rFonts w:hint="eastAsia" w:ascii="Times New Roman" w:hAnsi="Times New Roman" w:eastAsia="宋体" w:cs="Times New Roman"/>
+                <w:lang w:val="en-US" w:eastAsia="zh-CN"/>
+              </w:rPr>
+              <w:t>NORMAL</w:t>
             </w:r>
           </w:p>
         </w:tc>
@@ -10434,6 +10500,159 @@
               </w:rPr>
               <w:t xml:space="preserve"> 事务直接回滚，提示”该书未在借出”</w:t>
             </w:r>
+          </w:p>
+        </w:tc>
+      </w:tr>
+      <w:tr>
+        <w:tblPrEx>
+          <w:tblCellMar>
+            <w:top w:w="0" w:type="dxa"/>
+            <w:left w:w="108" w:type="dxa"/>
+            <w:bottom w:w="0" w:type="dxa"/>
+            <w:right w:w="108" w:type="dxa"/>
+          </w:tblCellMar>
+        </w:tblPrEx>
+        <w:tc>
+          <w:p>
+            <w:pPr>
+              <w:pStyle w:val="27"/>
+              <w:rPr>
+                <w:rFonts w:hint="default" w:ascii="Times New Roman" w:hAnsi="Times New Roman" w:eastAsia="宋体" w:cs="Times New Roman"/>
+                <w:lang w:val="en-US" w:eastAsia="zh-CN"/>
+              </w:rPr>
+            </w:pPr>
+            <w:r>
+              <w:rPr>
+                <w:rFonts w:hint="eastAsia" w:ascii="Times New Roman" w:hAnsi="Times New Roman" w:eastAsia="宋体" w:cs="Times New Roman"/>
+                <w:lang w:val="en-US" w:eastAsia="zh-CN"/>
+              </w:rPr>
+              <w:t>AC-13</w:t>
+            </w:r>
+          </w:p>
+        </w:tc>
+        <w:tc>
+          <w:p>
+            <w:pPr>
+              <w:pStyle w:val="27"/>
+              <w:rPr>
+                <w:rFonts w:hint="eastAsia" w:ascii="Times New Roman" w:hAnsi="Times New Roman" w:eastAsia="宋体" w:cs="Times New Roman"/>
+                <w:b w:val="0"/>
+                <w:bCs w:val="0"/>
+                <w:lang w:val="en-US" w:eastAsia="zh-CN"/>
+              </w:rPr>
+            </w:pPr>
+            <w:r>
+              <w:rPr>
+                <w:rFonts w:hint="eastAsia" w:ascii="Times New Roman" w:hAnsi="Times New Roman" w:eastAsia="宋体" w:cs="Times New Roman"/>
+                <w:b/>
+                <w:bCs/>
+                <w:lang w:val="en-US" w:eastAsia="zh-CN"/>
+              </w:rPr>
+              <w:t xml:space="preserve">Given </w:t>
+            </w:r>
+            <w:r>
+              <w:rPr>
+                <w:rFonts w:hint="eastAsia" w:ascii="Times New Roman" w:hAnsi="Times New Roman" w:eastAsia="宋体" w:cs="Times New Roman"/>
+                <w:b w:val="0"/>
+                <w:bCs w:val="0"/>
+                <w:lang w:val="en-US" w:eastAsia="zh-CN"/>
+              </w:rPr>
+              <w:t xml:space="preserve">读者归还了逾期35天的书，状态变为 FROZEN </w:t>
+            </w:r>
+          </w:p>
+          <w:p>
+            <w:pPr>
+              <w:pStyle w:val="27"/>
+              <w:rPr>
+                <w:rFonts w:hint="default" w:ascii="Times New Roman" w:hAnsi="Times New Roman" w:eastAsia="宋体" w:cs="Times New Roman"/>
+                <w:b w:val="0"/>
+                <w:bCs w:val="0"/>
+                <w:lang w:val="en-US" w:eastAsia="zh-CN"/>
+              </w:rPr>
+            </w:pPr>
+            <w:r>
+              <w:rPr>
+                <w:rFonts w:hint="eastAsia" w:ascii="Times New Roman" w:hAnsi="Times New Roman" w:eastAsia="宋体" w:cs="Times New Roman"/>
+                <w:b w:val="0"/>
+                <w:bCs w:val="0"/>
+                <w:lang w:val="en-US" w:eastAsia="zh-CN"/>
+              </w:rPr>
+              <w:t xml:space="preserve"> </w:t>
+            </w:r>
+            <w:r>
+              <w:rPr>
+                <w:rFonts w:hint="eastAsia" w:ascii="Times New Roman" w:hAnsi="Times New Roman" w:eastAsia="宋体" w:cs="Times New Roman"/>
+                <w:b/>
+                <w:bCs/>
+                <w:lang w:val="en-US" w:eastAsia="zh-CN"/>
+              </w:rPr>
+              <w:t>When</w:t>
+            </w:r>
+            <w:r>
+              <w:rPr>
+                <w:rFonts w:hint="eastAsia" w:ascii="Times New Roman" w:hAnsi="Times New Roman" w:eastAsia="宋体" w:cs="Times New Roman"/>
+                <w:b w:val="0"/>
+                <w:bCs w:val="0"/>
+                <w:lang w:val="en-US" w:eastAsia="zh-CN"/>
+              </w:rPr>
+              <w:t xml:space="preserve"> 图书馆管理员在后台点击</w:t>
+            </w:r>
+            <w:r>
+              <w:rPr>
+                <w:rFonts w:hint="default" w:ascii="Times New Roman" w:hAnsi="Times New Roman" w:eastAsia="宋体" w:cs="Times New Roman"/>
+                <w:b w:val="0"/>
+                <w:bCs w:val="0"/>
+                <w:lang w:val="en-US" w:eastAsia="zh-CN"/>
+              </w:rPr>
+              <w:t>”</w:t>
+            </w:r>
+            <w:r>
+              <w:rPr>
+                <w:rFonts w:hint="eastAsia" w:ascii="Times New Roman" w:hAnsi="Times New Roman" w:eastAsia="宋体" w:cs="Times New Roman"/>
+                <w:b w:val="0"/>
+                <w:bCs w:val="0"/>
+                <w:lang w:val="en-US" w:eastAsia="zh-CN"/>
+              </w:rPr>
+              <w:t>解冻</w:t>
+            </w:r>
+            <w:r>
+              <w:rPr>
+                <w:rFonts w:hint="default" w:ascii="Times New Roman" w:hAnsi="Times New Roman" w:eastAsia="宋体" w:cs="Times New Roman"/>
+                <w:b w:val="0"/>
+                <w:bCs w:val="0"/>
+                <w:lang w:val="en-US" w:eastAsia="zh-CN"/>
+              </w:rPr>
+              <w:t>”</w:t>
+            </w:r>
+            <w:r>
+              <w:rPr>
+                <w:rFonts w:hint="eastAsia" w:ascii="Times New Roman" w:hAnsi="Times New Roman" w:eastAsia="宋体" w:cs="Times New Roman"/>
+                <w:b w:val="0"/>
+                <w:bCs w:val="0"/>
+                <w:lang w:val="en-US" w:eastAsia="zh-CN"/>
+              </w:rPr>
+              <w:t xml:space="preserve">按钮 </w:t>
+            </w:r>
+            <w:r>
+              <w:rPr>
+                <w:rFonts w:hint="eastAsia" w:ascii="Times New Roman" w:hAnsi="Times New Roman" w:eastAsia="宋体" w:cs="Times New Roman"/>
+                <w:b/>
+                <w:bCs/>
+                <w:lang w:val="en-US" w:eastAsia="zh-CN"/>
+              </w:rPr>
+              <w:t>Then</w:t>
+            </w:r>
+            <w:r>
+              <w:rPr>
+                <w:rFonts w:hint="eastAsia" w:ascii="Times New Roman" w:hAnsi="Times New Roman" w:eastAsia="宋体" w:cs="Times New Roman"/>
+                <w:b w:val="0"/>
+                <w:bCs w:val="0"/>
+                <w:lang w:val="en-US" w:eastAsia="zh-CN"/>
+              </w:rPr>
+              <w:t xml:space="preserve"> 读者状态更新为NORMAL</w:t>
+            </w:r>
+            <w:bookmarkStart w:id="77" w:name="_GoBack"/>
+            <w:bookmarkEnd w:id="77"/>
           </w:p>
         </w:tc>
       </w:tr>
@@ -11749,8 +11968,8 @@
           <w:rFonts w:hint="default" w:ascii="Times New Roman" w:hAnsi="Times New Roman" w:eastAsia="宋体" w:cs="Times New Roman"/>
         </w:rPr>
       </w:pPr>
-      <w:bookmarkStart w:id="47" w:name="_前后端交互方式"/>
-      <w:bookmarkStart w:id="48" w:name="_Toc21039"/>
+      <w:bookmarkStart w:id="47" w:name="_Toc21039"/>
+      <w:bookmarkStart w:id="48" w:name="_前后端交互方式"/>
       <w:r>
         <w:rPr>
           <w:rFonts w:hint="default" w:ascii="Times New Roman" w:hAnsi="Times New Roman" w:eastAsia="宋体" w:cs="Times New Roman"/>
@@ -12515,6 +12734,105 @@
           </w:p>
         </w:tc>
       </w:tr>
+      <w:tr>
+        <w:tblPrEx>
+          <w:tblCellMar>
+            <w:top w:w="0" w:type="dxa"/>
+            <w:left w:w="108" w:type="dxa"/>
+            <w:bottom w:w="0" w:type="dxa"/>
+            <w:right w:w="108" w:type="dxa"/>
+          </w:tblCellMar>
+        </w:tblPrEx>
+        <w:tc>
+          <w:p>
+            <w:pPr>
+              <w:pStyle w:val="27"/>
+              <w:rPr>
+                <w:rFonts w:hint="default" w:ascii="Times New Roman" w:hAnsi="Times New Roman" w:eastAsia="宋体" w:cs="Times New Roman"/>
+                <w:lang w:val="en-US" w:eastAsia="zh-CN"/>
+              </w:rPr>
+            </w:pPr>
+            <w:bookmarkStart w:id="51" w:name="_返回格式约定"/>
+            <w:bookmarkStart w:id="52" w:name="_Toc23745"/>
+            <w:r>
+              <w:rPr>
+                <w:rFonts w:hint="eastAsia" w:ascii="Times New Roman" w:hAnsi="Times New Roman" w:eastAsia="宋体" w:cs="Times New Roman"/>
+                <w:lang w:val="en-US" w:eastAsia="zh-CN"/>
+              </w:rPr>
+              <w:t>管理员：解冻读者</w:t>
+            </w:r>
+          </w:p>
+        </w:tc>
+        <w:tc>
+          <w:p>
+            <w:pPr>
+              <w:pStyle w:val="27"/>
+              <w:rPr>
+                <w:rFonts w:hint="eastAsia" w:ascii="Times New Roman" w:hAnsi="Times New Roman" w:eastAsia="宋体" w:cs="Times New Roman"/>
+                <w:lang w:val="en-US" w:eastAsia="zh-CN"/>
+              </w:rPr>
+            </w:pPr>
+            <w:r>
+              <w:rPr>
+                <w:rFonts w:hint="eastAsia" w:ascii="Times New Roman" w:hAnsi="Times New Roman" w:eastAsia="宋体" w:cs="Times New Roman"/>
+                <w:lang w:val="en-US" w:eastAsia="zh-CN"/>
+              </w:rPr>
+              <w:t>POST</w:t>
+            </w:r>
+          </w:p>
+        </w:tc>
+        <w:tc>
+          <w:p>
+            <w:pPr>
+              <w:pStyle w:val="27"/>
+              <w:rPr>
+                <w:rStyle w:val="51"/>
+                <w:rFonts w:hint="default" w:ascii="Times New Roman" w:hAnsi="Times New Roman" w:eastAsia="宋体" w:cs="Times New Roman"/>
+              </w:rPr>
+            </w:pPr>
+            <w:r>
+              <w:rPr>
+                <w:rStyle w:val="51"/>
+                <w:rFonts w:hint="default" w:ascii="Times New Roman" w:hAnsi="Times New Roman" w:eastAsia="宋体" w:cs="Times New Roman"/>
+              </w:rPr>
+              <w:t>/admin/readers/{id}/</w:t>
+            </w:r>
+            <w:r>
+              <w:rPr>
+                <w:rStyle w:val="51"/>
+                <w:rFonts w:hint="eastAsia" w:ascii="Times New Roman" w:hAnsi="Times New Roman" w:eastAsia="宋体" w:cs="Times New Roman"/>
+                <w:lang w:val="en-US" w:eastAsia="zh-CN"/>
+              </w:rPr>
+              <w:t>un</w:t>
+            </w:r>
+            <w:r>
+              <w:rPr>
+                <w:rStyle w:val="51"/>
+                <w:rFonts w:hint="default" w:ascii="Times New Roman" w:hAnsi="Times New Roman" w:eastAsia="宋体" w:cs="Times New Roman"/>
+              </w:rPr>
+              <w:t>freeze</w:t>
+            </w:r>
+          </w:p>
+        </w:tc>
+        <w:tc>
+          <w:p>
+            <w:pPr>
+              <w:pStyle w:val="27"/>
+              <w:rPr>
+                <w:rFonts w:hint="default" w:ascii="Times New Roman" w:hAnsi="Times New Roman" w:eastAsia="宋体" w:cs="Times New Roman"/>
+                <w:lang w:val="en-US" w:eastAsia="zh-CN"/>
+              </w:rPr>
+            </w:pPr>
+            <w:r>
+              <w:rPr>
+                <w:rFonts w:hint="eastAsia" w:ascii="Times New Roman" w:hAnsi="Times New Roman" w:eastAsia="宋体" w:cs="Times New Roman"/>
+                <w:lang w:val="en-US" w:eastAsia="zh-CN"/>
+              </w:rPr>
+              <w:t>管理员手动解除严重逾期导致的冻结，状态改为NORMAL</w:t>
+            </w:r>
+          </w:p>
+        </w:tc>
+      </w:tr>
     </w:tbl>
     <w:p>
       <w:pPr>
@@ -12523,8 +12841,6 @@
           <w:rFonts w:hint="default" w:ascii="Times New Roman" w:hAnsi="Times New Roman" w:eastAsia="宋体" w:cs="Times New Roman"/>
         </w:rPr>
       </w:pPr>
-      <w:bookmarkStart w:id="51" w:name="_返回格式约定"/>
-      <w:bookmarkStart w:id="52" w:name="_Toc23745"/>
       <w:r>
         <w:rPr>
           <w:rFonts w:hint="default" w:ascii="Times New Roman" w:hAnsi="Times New Roman" w:eastAsia="宋体" w:cs="Times New Roman"/>
@@ -13072,8 +13388,8 @@
           <w:rFonts w:hint="default" w:ascii="Times New Roman" w:hAnsi="Times New Roman" w:eastAsia="宋体" w:cs="Times New Roman"/>
         </w:rPr>
       </w:pPr>
-      <w:bookmarkStart w:id="53" w:name="_d9aaaeba3e8fd726f42413876b75e908ef391b7"/>
-      <w:bookmarkStart w:id="54" w:name="_Toc20577"/>
+      <w:bookmarkStart w:id="53" w:name="_Toc20577"/>
+      <w:bookmarkStart w:id="54" w:name="_d9aaaeba3e8fd726f42413876b75e908ef391b7"/>
       <w:r>
         <w:rPr>
           <w:rFonts w:hint="default" w:ascii="Times New Roman" w:hAnsi="Times New Roman" w:eastAsia="宋体" w:cs="Times New Roman"/>
@@ -13618,8 +13934,8 @@
           <w:rFonts w:hint="default" w:ascii="Times New Roman" w:hAnsi="Times New Roman" w:eastAsia="宋体" w:cs="Times New Roman"/>
         </w:rPr>
       </w:pPr>
-      <w:bookmarkStart w:id="57" w:name="_52fff0307e5c84b6d75060851b891d480b5c3d6"/>
-      <w:bookmarkStart w:id="58" w:name="_Toc28172"/>
+      <w:bookmarkStart w:id="57" w:name="_Toc28172"/>
+      <w:bookmarkStart w:id="58" w:name="_52fff0307e5c84b6d75060851b891d480b5c3d6"/>
       <w:r>
         <w:rPr>
           <w:rFonts w:hint="default" w:ascii="Times New Roman" w:hAnsi="Times New Roman" w:eastAsia="宋体" w:cs="Times New Roman"/>
@@ -18690,6 +19006,14 @@
         </w:tc>
       </w:tr>
       <w:tr>
+        <w:tblPrEx>
+          <w:tblCellMar>
+            <w:top w:w="0" w:type="dxa"/>
+            <w:left w:w="108" w:type="dxa"/>
+            <w:bottom w:w="0" w:type="dxa"/>
+            <w:right w:w="108" w:type="dxa"/>
+          </w:tblCellMar>
+        </w:tblPrEx>
         <w:tc>
           <w:p>
             <w:pPr>
@@ -21205,8 +21529,8 @@
           <w:rFonts w:hint="default" w:ascii="Times New Roman" w:hAnsi="Times New Roman" w:eastAsia="宋体" w:cs="Times New Roman"/>
         </w:rPr>
       </w:pPr>
-      <w:bookmarkStart w:id="67" w:name="_Toc15185"/>
-      <w:bookmarkStart w:id="68" w:name="_其他需求"/>
+      <w:bookmarkStart w:id="67" w:name="_其他需求"/>
+      <w:bookmarkStart w:id="68" w:name="_Toc15185"/>
       <w:r>
         <w:rPr>
           <w:rFonts w:hint="default" w:ascii="Times New Roman" w:hAnsi="Times New Roman" w:eastAsia="宋体" w:cs="Times New Roman"/>
@@ -21223,8 +21547,8 @@
           <w:rFonts w:hint="default" w:ascii="Times New Roman" w:hAnsi="Times New Roman" w:eastAsia="宋体" w:cs="Times New Roman"/>
         </w:rPr>
       </w:pPr>
-      <w:bookmarkStart w:id="69" w:name="_Toc19398"/>
-      <w:bookmarkStart w:id="70" w:name="_数据库备份"/>
+      <w:bookmarkStart w:id="69" w:name="_数据库备份"/>
+      <w:bookmarkStart w:id="70" w:name="_Toc19398"/>
       <w:r>
         <w:rPr>
           <w:rFonts w:hint="default" w:ascii="Times New Roman" w:hAnsi="Times New Roman" w:eastAsia="宋体" w:cs="Times New Roman"/>
@@ -21404,8 +21728,8 @@
           <w:rFonts w:hint="default" w:ascii="Times New Roman" w:hAnsi="Times New Roman" w:eastAsia="宋体" w:cs="Times New Roman"/>
         </w:rPr>
       </w:pPr>
-      <w:bookmarkStart w:id="73" w:name="_可配置的借阅规则"/>
-      <w:bookmarkStart w:id="74" w:name="_Toc8366"/>
+      <w:bookmarkStart w:id="73" w:name="_Toc8366"/>
+      <w:bookmarkStart w:id="74" w:name="_可配置的借阅规则"/>
       <w:r>
         <w:rPr>
           <w:rFonts w:hint="default" w:ascii="Times New Roman" w:hAnsi="Times New Roman" w:eastAsia="宋体" w:cs="Times New Roman"/>
@@ -22861,6 +23185,7 @@
     <w:name w:val="Subtitle Char"/>
     <w:basedOn w:val="22"/>
     <w:link w:val="18"/>
+    <w:qFormat/>
     <w:uiPriority w:val="11"/>
     <w:rPr>
       <w:rFonts w:eastAsiaTheme="majorEastAsia" w:cstheme="majorBidi"/>
@@ -22957,6 +23282,7 @@
     <w:basedOn w:val="22"/>
     <w:link w:val="5"/>
     <w:semiHidden/>
+    <w:qFormat/>
     <w:uiPriority w:val="9"/>
     <w:rPr>
       <w:rFonts w:eastAsiaTheme="majorEastAsia" w:cstheme="majorBidi"/>
@@ -22970,6 +23296,7 @@
     <w:basedOn w:val="22"/>
     <w:link w:val="6"/>
     <w:semiHidden/>
+    <w:qFormat/>
     <w:uiPriority w:val="9"/>
     <w:rPr>
       <w:rFonts w:eastAsiaTheme="majorEastAsia" w:cstheme="majorBidi"/>
@@ -22983,6 +23310,7 @@
     <w:basedOn w:val="22"/>
     <w:link w:val="7"/>
     <w:semiHidden/>
+    <w:qFormat/>
     <w:uiPriority w:val="9"/>
     <w:rPr>
       <w:rFonts w:eastAsiaTheme="majorEastAsia" w:cstheme="majorBidi"/>
@@ -23430,6 +23758,7 @@
   <w:style w:type="character" w:customStyle="1" w:styleId="83">
     <w:name w:val="AlertTok"/>
     <w:basedOn w:val="51"/>
+    <w:qFormat/>
     <w:uiPriority w:val="0"/>
     <w:rPr>
       <w:b/>
